--- a/project_report.docx
+++ b/project_report.docx
@@ -4,7 +4,7 @@
   <w:body>
     <w:p>
       <w:pPr>
-        <w:spacing w:before="240" w:after="80"/>
+        <w:spacing w:before="280" w:after="120"/>
         <w:jc w:val="center"/>
       </w:pPr>
       <w:r>
@@ -18,14 +18,14 @@
     </w:p>
     <w:p>
       <w:pPr>
-        <w:spacing w:before="160" w:after="280" w:line="276" w:lineRule="auto"/>
+        <w:spacing w:before="160" w:after="320" w:line="276" w:lineRule="auto"/>
         <w:jc w:val="center"/>
       </w:pPr>
       <w:r>
         <w:rPr>
           <w:rFonts w:ascii="Times New Roman" w:hAnsi="Times New Roman"/>
           <w:b/>
-          <w:sz w:val="36"/>
+          <w:sz w:val="38"/>
         </w:rPr>
         <w:t>ROBUST RISK-CONSISTENT GRAPH-CONTRASTIVE LEARNING FOR POPULARITY-CALIBRATED RECOMMENDATION WITH MIRF AUDITING</w:t>
       </w:r>
@@ -46,7 +46,7 @@
     </w:p>
     <w:p>
       <w:pPr>
-        <w:spacing w:before="80" w:after="240"/>
+        <w:spacing w:before="80" w:after="280"/>
         <w:jc w:val="center"/>
       </w:pPr>
       <w:r>
@@ -182,35 +182,49 @@
     </w:p>
     <w:p>
       <w:pPr>
-        <w:spacing w:before="240" w:after="80"/>
+        <w:spacing w:before="640" w:after="360" w:line="276" w:lineRule="auto"/>
         <w:jc w:val="center"/>
       </w:pPr>
       <w:r>
         <w:rPr>
           <w:rFonts w:ascii="Times New Roman" w:hAnsi="Times New Roman"/>
-          <w:i/>
-          <w:sz w:val="24"/>
-        </w:rPr>
-        <w:t>A project report on</w:t>
+          <w:b/>
+          <w:sz w:val="38"/>
+        </w:rPr>
+        <w:t>ROBUST RISK-CONSISTENT GRAPH-CONTRASTIVE LEARNING FOR POPULARITY-CALIBRATED RECOMMENDATION WITH MIRF AUDITING</w:t>
       </w:r>
     </w:p>
     <w:p>
       <w:pPr>
-        <w:spacing w:before="160" w:after="280" w:line="276" w:lineRule="auto"/>
+        <w:spacing w:before="160" w:after="80"/>
         <w:jc w:val="center"/>
       </w:pPr>
       <w:r>
         <w:rPr>
           <w:rFonts w:ascii="Times New Roman" w:hAnsi="Times New Roman"/>
-          <w:b/>
-          <w:sz w:val="36"/>
-        </w:rPr>
-        <w:t>ROBUST RISK-CONSISTENT GRAPH-CONTRASTIVE LEARNING FOR POPULARITY-CALIBRATED RECOMMENDATION WITH MIRF AUDITING</w:t>
+          <w:i/>
+          <w:sz w:val="26"/>
+        </w:rPr>
+        <w:t>Submitted in partial fulfillment for the award of the degree of</w:t>
       </w:r>
     </w:p>
     <w:p>
       <w:pPr>
-        <w:spacing w:before="120" w:after="80"/>
+        <w:spacing w:before="80" w:after="320"/>
+        <w:jc w:val="center"/>
+      </w:pPr>
+      <w:r>
+        <w:rPr>
+          <w:rFonts w:ascii="Times New Roman" w:hAnsi="Times New Roman"/>
+          <w:b/>
+          <w:sz w:val="32"/>
+        </w:rPr>
+        <w:t>Bachelor of Technology in Computer Science and Engineering</w:t>
+      </w:r>
+    </w:p>
+    <w:p>
+      <w:pPr>
+        <w:spacing w:before="80" w:after="120"/>
         <w:jc w:val="center"/>
       </w:pPr>
       <w:r>
@@ -219,76 +233,48 @@
           <w:i/>
           <w:sz w:val="26"/>
         </w:rPr>
-        <w:t>Submitted in partial fulfillment for the award of the degree of</w:t>
+        <w:t>by</w:t>
       </w:r>
     </w:p>
     <w:p>
       <w:pPr>
-        <w:spacing w:before="80" w:after="240"/>
+        <w:spacing w:before="80" w:after="360" w:line="300" w:lineRule="auto"/>
         <w:jc w:val="center"/>
       </w:pPr>
       <w:r>
         <w:rPr>
           <w:rFonts w:ascii="Times New Roman" w:hAnsi="Times New Roman"/>
           <w:b/>
-          <w:sz w:val="32"/>
-        </w:rPr>
-        <w:t>Bachelor of Technology in Computer Science and Engineering</w:t>
+          <w:sz w:val="27"/>
+        </w:rPr>
+        <w:t>ADVAIT RAVINDRAKUMAR VARHADE (23BCE5098)</w:t>
+      </w:r>
+      <w:r>
+        <w:br/>
+      </w:r>
+      <w:r>
+        <w:rPr>
+          <w:rFonts w:ascii="Times New Roman" w:hAnsi="Times New Roman"/>
+          <w:b/>
+          <w:sz w:val="27"/>
+        </w:rPr>
+        <w:t>P. MANAS (23BCE5076)</w:t>
+      </w:r>
+      <w:r>
+        <w:br/>
+      </w:r>
+      <w:r>
+        <w:rPr>
+          <w:rFonts w:ascii="Times New Roman" w:hAnsi="Times New Roman"/>
+          <w:b/>
+          <w:sz w:val="27"/>
+        </w:rPr>
+        <w:t>VIVAASH KOUNDAL (23BCE5095)</w:t>
       </w:r>
     </w:p>
     <w:p>
       <w:pPr>
-        <w:spacing w:before="80" w:after="120"/>
-        <w:jc w:val="center"/>
-      </w:pPr>
-      <w:r>
-        <w:rPr>
-          <w:rFonts w:ascii="Times New Roman" w:hAnsi="Times New Roman"/>
-          <w:i/>
-          <w:sz w:val="26"/>
-        </w:rPr>
-        <w:t>by</w:t>
-      </w:r>
-    </w:p>
-    <w:p>
-      <w:pPr>
-        <w:spacing w:before="80" w:after="320" w:line="300" w:lineRule="auto"/>
-        <w:jc w:val="center"/>
-      </w:pPr>
-      <w:r>
-        <w:rPr>
-          <w:rFonts w:ascii="Times New Roman" w:hAnsi="Times New Roman"/>
-          <w:b/>
-          <w:sz w:val="27"/>
-        </w:rPr>
-        <w:t>ADVAIT RAVINDRAKUMAR VARHADE (23BCE5098)</w:t>
-      </w:r>
-      <w:r>
-        <w:br/>
-      </w:r>
-      <w:r>
-        <w:rPr>
-          <w:rFonts w:ascii="Times New Roman" w:hAnsi="Times New Roman"/>
-          <w:b/>
-          <w:sz w:val="27"/>
-        </w:rPr>
-        <w:t>P. MANAS (23BCE5076)</w:t>
-      </w:r>
-      <w:r>
-        <w:br/>
-      </w:r>
-      <w:r>
-        <w:rPr>
-          <w:rFonts w:ascii="Times New Roman" w:hAnsi="Times New Roman"/>
-          <w:b/>
-          <w:sz w:val="27"/>
-        </w:rPr>
-        <w:t>VIVAASH KOUNDAL (23BCE5095)</w:t>
-      </w:r>
-    </w:p>
-    <w:p>
-      <w:pPr>
-        <w:spacing w:before="160" w:after="240"/>
+        <w:spacing w:before="160" w:after="280"/>
         <w:jc w:val="center"/>
       </w:pPr>
       <w:r>
@@ -846,7 +832,7 @@
           <w:rFonts w:ascii="Times New Roman" w:hAnsi="Times New Roman"/>
           <w:sz w:val="24"/>
         </w:rPr>
-        <w:t>In this project report, we design, implement, mathematically validate, and empirically evaluate RRFN-LLM-SUPER, a novel end-to-end framework uniting stochastic noise-transition estimation, the Multi-view Interaction Reliability Filter (MIRF), risk-aware Graph Contrastive Learning (GCL), and calibrated Pareto debiasing. We establish formal mathematical foundations, proving that Tikhonov-regularized noise inversion strictly upper-bounds operator norms by ||T_lambda^dagger||_2 &lt;= 1 / (2 * sqrt(lambda)), guaranteeing non-singular gradient stability without numerical divergence, and establish asymptotic surrogate risk consistency O(delta + 1/sqrt(N)) alongside confidence inversion resolvent bounds O(delta/sqrt(lambda) + sqrt(lambda)).</w:t>
+        <w:t>With primary focus on theoretical foundations and mathematical guarantees, this report establishes that Tikhonov-regularized noise inversion strictly upper-bounds operator norms by ||T_lambda^dagger||_2 &lt;= 1 / (2 * sqrt(lambda)), guaranteeing non-singular gradient stability without numerical divergence, and proves asymptotic surrogate risk consistency O(delta + 1/sqrt(N)) alongside confidence inversion resolvent bounds O(delta/sqrt(lambda) + sqrt(lambda)).</w:t>
       </w:r>
     </w:p>
     <w:p>
@@ -859,7 +845,7 @@
           <w:rFonts w:ascii="Times New Roman" w:hAnsi="Times New Roman"/>
           <w:sz w:val="24"/>
         </w:rPr>
-        <w:t>The proposed MIRF ensemble computes continuous sample reliability weights w_ui in [0, 1] by synthesizing statistical model prediction consistency, asynchronous Large Language Model (LLM) semantic review verification with thread-safe SQLite WAL caching, and 2D BLAS vectorized burst scoring (achieving a measured 4.95 ms latency for 42,000 interactions, representing a &gt;500x speedup over standard nested iteration). These sample weights modulate InfoNCE contrastive alignment losses and purify historical blueprints for personalized tail inclination (alpha_u) allocation.</w:t>
+        <w:t>The proposed framework unites stochastic noise-transition estimation, the Multi-view Interaction Reliability Filter (MIRF), risk-aware Graph Contrastive Learning (GCL), and calibrated Pareto debiasing. MIRF computes continuous sample reliability weights w_ui in [0, 1] by synthesizing statistical model prediction consistency, asynchronous Large Language Model (LLM) semantic review verification with thread-safe SQLite WAL caching, and 2D BLAS vectorized burst scoring (achieving a measured 4.95 ms latency for 42,000 interactions, representing a &gt;500x speedup over standard nested iteration). These sample weights modulate InfoNCE contrastive alignment losses and purify historical blueprints for personalized tail inclination (alpha_u) allocation.</w:t>
       </w:r>
     </w:p>
     <w:p>
@@ -977,7 +963,7 @@
           <w:rFonts w:ascii="Times New Roman" w:hAnsi="Times New Roman"/>
           <w:sz w:val="24"/>
         </w:rPr>
-        <w:t>I also thank my project teammates, P. Manas (23BCE5076) and Vivaash Koundal (23BCE5095), for their collaborative discussions and camaraderie. My deepest and most affectionate gratitude goes to my parents and family members for their unconditional sacrifices, moral backing, and prayers. Finally, I thank all my friends and peers at VIT Chennai who supported me throughout this journey.</w:t>
+        <w:t>I also extend my sincere appreciation to my project teammates: P. MANAS (23BCE5076) for his collaborative partnership on Multi-View Interaction Reliability Filter (MIRF), LLM Review Auditing &amp; 2D BLAS Review-Bombing Detection; and VIVAASH KOUNDAL (23BCE5095) for his collaborative partnership on Risk-Aware Graph Contrastive Learning, Denoised SUPER Recommender Engine &amp; Calibrated Pareto Debiasing, for their camaraderie, constructive technical brainstorming, and collaborative synergy throughout the execution of this thesis. My deepest and most affectionate gratitude goes to my parents and family members for their unconditional sacrifices, moral backing, and prayers. Finally, I thank all my friends and peers at VIT Chennai who supported me throughout this journey.</w:t>
       </w:r>
     </w:p>
     <w:p>
@@ -1640,7 +1626,7 @@
                 <w:rFonts w:ascii="Times New Roman" w:hAnsi="Times New Roman"/>
                 <w:sz w:val="20"/>
               </w:rPr>
-              <w:t xml:space="preserve">   1.6  Scope and Boundaries of the Work</w:t>
+              <w:t xml:space="preserve">   1.6  Project Work Division and Technical Contributions Matrix</w:t>
             </w:r>
           </w:p>
         </w:tc>
@@ -1677,7 +1663,7 @@
                 <w:rFonts w:ascii="Times New Roman" w:hAnsi="Times New Roman"/>
                 <w:sz w:val="20"/>
               </w:rPr>
-              <w:t xml:space="preserve">   1.7  Organization of the Project Report</w:t>
+              <w:t xml:space="preserve">   1.7  Scope and Boundaries of the Work</w:t>
             </w:r>
           </w:p>
         </w:tc>
@@ -1712,6 +1698,43 @@
             <w:r>
               <w:rPr>
                 <w:rFonts w:ascii="Times New Roman" w:hAnsi="Times New Roman"/>
+                <w:sz w:val="20"/>
+              </w:rPr>
+              <w:t xml:space="preserve">   1.8  Organization of the Project Report</w:t>
+            </w:r>
+          </w:p>
+        </w:tc>
+        <w:tc>
+          <w:tcPr>
+            <w:tcW w:type="dxa" w:w="1134"/>
+          </w:tcPr>
+          <w:p>
+            <w:pPr>
+              <w:spacing w:before="40" w:after="40" w:line="252" w:lineRule="auto"/>
+              <w:jc w:val="right"/>
+            </w:pPr>
+            <w:r>
+              <w:rPr>
+                <w:rFonts w:ascii="Times New Roman" w:hAnsi="Times New Roman"/>
+                <w:sz w:val="20"/>
+              </w:rPr>
+              <w:t>11</w:t>
+            </w:r>
+          </w:p>
+        </w:tc>
+      </w:tr>
+      <w:tr>
+        <w:tc>
+          <w:tcPr>
+            <w:tcW w:type="dxa" w:w="7087"/>
+          </w:tcPr>
+          <w:p>
+            <w:pPr>
+              <w:spacing w:before="40" w:after="40" w:line="252" w:lineRule="auto"/>
+            </w:pPr>
+            <w:r>
+              <w:rPr>
+                <w:rFonts w:ascii="Times New Roman" w:hAnsi="Times New Roman"/>
                 <w:b/>
                 <w:sz w:val="20"/>
               </w:rPr>
@@ -1734,7 +1757,7 @@
                 <w:b/>
                 <w:sz w:val="20"/>
               </w:rPr>
-              <w:t>12</w:t>
+              <w:t>13</w:t>
             </w:r>
           </w:p>
         </w:tc>
@@ -1771,7 +1794,7 @@
                 <w:rFonts w:ascii="Times New Roman" w:hAnsi="Times New Roman"/>
                 <w:sz w:val="20"/>
               </w:rPr>
-              <w:t>12</w:t>
+              <w:t>13</w:t>
             </w:r>
           </w:p>
         </w:tc>
@@ -1808,7 +1831,7 @@
                 <w:rFonts w:ascii="Times New Roman" w:hAnsi="Times New Roman"/>
                 <w:sz w:val="20"/>
               </w:rPr>
-              <w:t>14</w:t>
+              <w:t>15</w:t>
             </w:r>
           </w:p>
         </w:tc>
@@ -1845,7 +1868,7 @@
                 <w:rFonts w:ascii="Times New Roman" w:hAnsi="Times New Roman"/>
                 <w:sz w:val="20"/>
               </w:rPr>
-              <w:t>16</w:t>
+              <w:t>17</w:t>
             </w:r>
           </w:p>
         </w:tc>
@@ -1882,7 +1905,7 @@
                 <w:rFonts w:ascii="Times New Roman" w:hAnsi="Times New Roman"/>
                 <w:sz w:val="20"/>
               </w:rPr>
-              <w:t>18</w:t>
+              <w:t>19</w:t>
             </w:r>
           </w:p>
         </w:tc>
@@ -1919,7 +1942,7 @@
                 <w:rFonts w:ascii="Times New Roman" w:hAnsi="Times New Roman"/>
                 <w:sz w:val="20"/>
               </w:rPr>
-              <w:t>20</w:t>
+              <w:t>21</w:t>
             </w:r>
           </w:p>
         </w:tc>
@@ -1956,7 +1979,7 @@
                 <w:rFonts w:ascii="Times New Roman" w:hAnsi="Times New Roman"/>
                 <w:sz w:val="20"/>
               </w:rPr>
-              <w:t>22</w:t>
+              <w:t>23</w:t>
             </w:r>
           </w:p>
         </w:tc>
@@ -1993,7 +2016,7 @@
                 <w:rFonts w:ascii="Times New Roman" w:hAnsi="Times New Roman"/>
                 <w:sz w:val="20"/>
               </w:rPr>
-              <w:t>24</w:t>
+              <w:t>25</w:t>
             </w:r>
           </w:p>
         </w:tc>
@@ -2030,7 +2053,7 @@
                 <w:rFonts w:ascii="Times New Roman" w:hAnsi="Times New Roman"/>
                 <w:sz w:val="20"/>
               </w:rPr>
-              <w:t>26</w:t>
+              <w:t>27</w:t>
             </w:r>
           </w:p>
         </w:tc>
@@ -2067,7 +2090,7 @@
                 <w:rFonts w:ascii="Times New Roman" w:hAnsi="Times New Roman"/>
                 <w:sz w:val="20"/>
               </w:rPr>
-              <w:t>27</w:t>
+              <w:t>28</w:t>
             </w:r>
           </w:p>
         </w:tc>
@@ -2104,7 +2127,7 @@
                 <w:rFonts w:ascii="Times New Roman" w:hAnsi="Times New Roman"/>
                 <w:sz w:val="20"/>
               </w:rPr>
-              <w:t>28</w:t>
+              <w:t>29</w:t>
             </w:r>
           </w:p>
         </w:tc>
@@ -2143,7 +2166,7 @@
                 <w:b/>
                 <w:sz w:val="20"/>
               </w:rPr>
-              <w:t>30</w:t>
+              <w:t>31</w:t>
             </w:r>
           </w:p>
         </w:tc>
@@ -2180,7 +2203,7 @@
                 <w:rFonts w:ascii="Times New Roman" w:hAnsi="Times New Roman"/>
                 <w:sz w:val="20"/>
               </w:rPr>
-              <w:t>30</w:t>
+              <w:t>31</w:t>
             </w:r>
           </w:p>
         </w:tc>
@@ -2217,7 +2240,7 @@
                 <w:rFonts w:ascii="Times New Roman" w:hAnsi="Times New Roman"/>
                 <w:sz w:val="20"/>
               </w:rPr>
-              <w:t>32</w:t>
+              <w:t>33</w:t>
             </w:r>
           </w:p>
         </w:tc>
@@ -2254,7 +2277,7 @@
                 <w:rFonts w:ascii="Times New Roman" w:hAnsi="Times New Roman"/>
                 <w:sz w:val="20"/>
               </w:rPr>
-              <w:t>34</w:t>
+              <w:t>35</w:t>
             </w:r>
           </w:p>
         </w:tc>
@@ -2291,7 +2314,7 @@
                 <w:rFonts w:ascii="Times New Roman" w:hAnsi="Times New Roman"/>
                 <w:sz w:val="20"/>
               </w:rPr>
-              <w:t>36</w:t>
+              <w:t>37</w:t>
             </w:r>
           </w:p>
         </w:tc>
@@ -2328,7 +2351,7 @@
                 <w:rFonts w:ascii="Times New Roman" w:hAnsi="Times New Roman"/>
                 <w:sz w:val="20"/>
               </w:rPr>
-              <w:t>36</w:t>
+              <w:t>37</w:t>
             </w:r>
           </w:p>
         </w:tc>
@@ -2365,7 +2388,7 @@
                 <w:rFonts w:ascii="Times New Roman" w:hAnsi="Times New Roman"/>
                 <w:sz w:val="20"/>
               </w:rPr>
-              <w:t>37</w:t>
+              <w:t>38</w:t>
             </w:r>
           </w:p>
         </w:tc>
@@ -2402,7 +2425,7 @@
                 <w:rFonts w:ascii="Times New Roman" w:hAnsi="Times New Roman"/>
                 <w:sz w:val="20"/>
               </w:rPr>
-              <w:t>38</w:t>
+              <w:t>39</w:t>
             </w:r>
           </w:p>
         </w:tc>
@@ -2439,7 +2462,7 @@
                 <w:rFonts w:ascii="Times New Roman" w:hAnsi="Times New Roman"/>
                 <w:sz w:val="20"/>
               </w:rPr>
-              <w:t>40</w:t>
+              <w:t>41</w:t>
             </w:r>
           </w:p>
         </w:tc>
@@ -2476,7 +2499,7 @@
                 <w:rFonts w:ascii="Times New Roman" w:hAnsi="Times New Roman"/>
                 <w:sz w:val="20"/>
               </w:rPr>
-              <w:t>41</w:t>
+              <w:t>42</w:t>
             </w:r>
           </w:p>
         </w:tc>
@@ -2513,7 +2536,7 @@
                 <w:rFonts w:ascii="Times New Roman" w:hAnsi="Times New Roman"/>
                 <w:sz w:val="20"/>
               </w:rPr>
-              <w:t>41</w:t>
+              <w:t>42</w:t>
             </w:r>
           </w:p>
         </w:tc>
@@ -2550,7 +2573,7 @@
                 <w:rFonts w:ascii="Times New Roman" w:hAnsi="Times New Roman"/>
                 <w:sz w:val="20"/>
               </w:rPr>
-              <w:t>42</w:t>
+              <w:t>43</w:t>
             </w:r>
           </w:p>
         </w:tc>
@@ -2587,7 +2610,7 @@
                 <w:rFonts w:ascii="Times New Roman" w:hAnsi="Times New Roman"/>
                 <w:sz w:val="20"/>
               </w:rPr>
-              <w:t>43</w:t>
+              <w:t>44</w:t>
             </w:r>
           </w:p>
         </w:tc>
@@ -2624,7 +2647,7 @@
                 <w:rFonts w:ascii="Times New Roman" w:hAnsi="Times New Roman"/>
                 <w:sz w:val="20"/>
               </w:rPr>
-              <w:t>44</w:t>
+              <w:t>45</w:t>
             </w:r>
           </w:p>
         </w:tc>
@@ -2661,7 +2684,7 @@
                 <w:rFonts w:ascii="Times New Roman" w:hAnsi="Times New Roman"/>
                 <w:sz w:val="20"/>
               </w:rPr>
-              <w:t>46</w:t>
+              <w:t>47</w:t>
             </w:r>
           </w:p>
         </w:tc>
@@ -2698,7 +2721,7 @@
                 <w:rFonts w:ascii="Times New Roman" w:hAnsi="Times New Roman"/>
                 <w:sz w:val="20"/>
               </w:rPr>
-              <w:t>46</w:t>
+              <w:t>47</w:t>
             </w:r>
           </w:p>
         </w:tc>
@@ -2735,7 +2758,7 @@
                 <w:rFonts w:ascii="Times New Roman" w:hAnsi="Times New Roman"/>
                 <w:sz w:val="20"/>
               </w:rPr>
-              <w:t>48</w:t>
+              <w:t>49</w:t>
             </w:r>
           </w:p>
         </w:tc>
@@ -2772,7 +2795,7 @@
                 <w:rFonts w:ascii="Times New Roman" w:hAnsi="Times New Roman"/>
                 <w:sz w:val="20"/>
               </w:rPr>
-              <w:t>50</w:t>
+              <w:t>51</w:t>
             </w:r>
           </w:p>
         </w:tc>
@@ -2809,7 +2832,7 @@
                 <w:rFonts w:ascii="Times New Roman" w:hAnsi="Times New Roman"/>
                 <w:sz w:val="20"/>
               </w:rPr>
-              <w:t>51</w:t>
+              <w:t>52</w:t>
             </w:r>
           </w:p>
         </w:tc>
@@ -2848,7 +2871,7 @@
                 <w:b/>
                 <w:sz w:val="20"/>
               </w:rPr>
-              <w:t>53</w:t>
+              <w:t>54</w:t>
             </w:r>
           </w:p>
         </w:tc>
@@ -2885,7 +2908,7 @@
                 <w:rFonts w:ascii="Times New Roman" w:hAnsi="Times New Roman"/>
                 <w:sz w:val="20"/>
               </w:rPr>
-              <w:t>53</w:t>
+              <w:t>54</w:t>
             </w:r>
           </w:p>
         </w:tc>
@@ -2922,7 +2945,7 @@
                 <w:rFonts w:ascii="Times New Roman" w:hAnsi="Times New Roman"/>
                 <w:sz w:val="20"/>
               </w:rPr>
-              <w:t>54</w:t>
+              <w:t>55</w:t>
             </w:r>
           </w:p>
         </w:tc>
@@ -2959,7 +2982,7 @@
                 <w:rFonts w:ascii="Times New Roman" w:hAnsi="Times New Roman"/>
                 <w:sz w:val="20"/>
               </w:rPr>
-              <w:t>56</w:t>
+              <w:t>57</w:t>
             </w:r>
           </w:p>
         </w:tc>
@@ -2996,7 +3019,7 @@
                 <w:rFonts w:ascii="Times New Roman" w:hAnsi="Times New Roman"/>
                 <w:sz w:val="20"/>
               </w:rPr>
-              <w:t>58</w:t>
+              <w:t>59</w:t>
             </w:r>
           </w:p>
         </w:tc>
@@ -3033,7 +3056,7 @@
                 <w:rFonts w:ascii="Times New Roman" w:hAnsi="Times New Roman"/>
                 <w:sz w:val="20"/>
               </w:rPr>
-              <w:t>60</w:t>
+              <w:t>61</w:t>
             </w:r>
           </w:p>
         </w:tc>
@@ -3070,7 +3093,7 @@
                 <w:rFonts w:ascii="Times New Roman" w:hAnsi="Times New Roman"/>
                 <w:sz w:val="20"/>
               </w:rPr>
-              <w:t>62</w:t>
+              <w:t>63</w:t>
             </w:r>
           </w:p>
         </w:tc>
@@ -3107,7 +3130,7 @@
                 <w:rFonts w:ascii="Times New Roman" w:hAnsi="Times New Roman"/>
                 <w:sz w:val="20"/>
               </w:rPr>
-              <w:t>64</w:t>
+              <w:t>65</w:t>
             </w:r>
           </w:p>
         </w:tc>
@@ -3144,7 +3167,7 @@
                 <w:rFonts w:ascii="Times New Roman" w:hAnsi="Times New Roman"/>
                 <w:sz w:val="20"/>
               </w:rPr>
-              <w:t>66</w:t>
+              <w:t>67</w:t>
             </w:r>
           </w:p>
         </w:tc>
@@ -3181,7 +3204,7 @@
                 <w:rFonts w:ascii="Times New Roman" w:hAnsi="Times New Roman"/>
                 <w:sz w:val="20"/>
               </w:rPr>
-              <w:t>68</w:t>
+              <w:t>69</w:t>
             </w:r>
           </w:p>
         </w:tc>
@@ -3220,7 +3243,7 @@
                 <w:b/>
                 <w:sz w:val="20"/>
               </w:rPr>
-              <w:t>70</w:t>
+              <w:t>71</w:t>
             </w:r>
           </w:p>
         </w:tc>
@@ -3257,7 +3280,7 @@
                 <w:rFonts w:ascii="Times New Roman" w:hAnsi="Times New Roman"/>
                 <w:sz w:val="20"/>
               </w:rPr>
-              <w:t>70</w:t>
+              <w:t>71</w:t>
             </w:r>
           </w:p>
         </w:tc>
@@ -3294,7 +3317,7 @@
                 <w:rFonts w:ascii="Times New Roman" w:hAnsi="Times New Roman"/>
                 <w:sz w:val="20"/>
               </w:rPr>
-              <w:t>72</w:t>
+              <w:t>73</w:t>
             </w:r>
           </w:p>
         </w:tc>
@@ -3331,7 +3354,7 @@
                 <w:rFonts w:ascii="Times New Roman" w:hAnsi="Times New Roman"/>
                 <w:sz w:val="20"/>
               </w:rPr>
-              <w:t>74</w:t>
+              <w:t>75</w:t>
             </w:r>
           </w:p>
         </w:tc>
@@ -3368,7 +3391,7 @@
                 <w:rFonts w:ascii="Times New Roman" w:hAnsi="Times New Roman"/>
                 <w:sz w:val="20"/>
               </w:rPr>
-              <w:t>75</w:t>
+              <w:t>76</w:t>
             </w:r>
           </w:p>
         </w:tc>
@@ -3405,7 +3428,7 @@
                 <w:rFonts w:ascii="Times New Roman" w:hAnsi="Times New Roman"/>
                 <w:sz w:val="20"/>
               </w:rPr>
-              <w:t>77</w:t>
+              <w:t>78</w:t>
             </w:r>
           </w:p>
         </w:tc>
@@ -3442,7 +3465,7 @@
                 <w:rFonts w:ascii="Times New Roman" w:hAnsi="Times New Roman"/>
                 <w:sz w:val="20"/>
               </w:rPr>
-              <w:t>79</w:t>
+              <w:t>80</w:t>
             </w:r>
           </w:p>
         </w:tc>
@@ -3479,7 +3502,7 @@
                 <w:rFonts w:ascii="Times New Roman" w:hAnsi="Times New Roman"/>
                 <w:sz w:val="20"/>
               </w:rPr>
-              <w:t>81</w:t>
+              <w:t>82</w:t>
             </w:r>
           </w:p>
         </w:tc>
@@ -3516,7 +3539,7 @@
                 <w:rFonts w:ascii="Times New Roman" w:hAnsi="Times New Roman"/>
                 <w:sz w:val="20"/>
               </w:rPr>
-              <w:t>83</w:t>
+              <w:t>84</w:t>
             </w:r>
           </w:p>
         </w:tc>
@@ -3553,7 +3576,7 @@
                 <w:rFonts w:ascii="Times New Roman" w:hAnsi="Times New Roman"/>
                 <w:sz w:val="20"/>
               </w:rPr>
-              <w:t>84</w:t>
+              <w:t>85</w:t>
             </w:r>
           </w:p>
         </w:tc>
@@ -3590,7 +3613,7 @@
                 <w:rFonts w:ascii="Times New Roman" w:hAnsi="Times New Roman"/>
                 <w:sz w:val="20"/>
               </w:rPr>
-              <w:t>86</w:t>
+              <w:t>87</w:t>
             </w:r>
           </w:p>
         </w:tc>
@@ -3629,7 +3652,7 @@
                 <w:b/>
                 <w:sz w:val="20"/>
               </w:rPr>
-              <w:t>88</w:t>
+              <w:t>89</w:t>
             </w:r>
           </w:p>
         </w:tc>
@@ -3666,7 +3689,7 @@
                 <w:rFonts w:ascii="Times New Roman" w:hAnsi="Times New Roman"/>
                 <w:sz w:val="20"/>
               </w:rPr>
-              <w:t>88</w:t>
+              <w:t>89</w:t>
             </w:r>
           </w:p>
         </w:tc>
@@ -3703,7 +3726,7 @@
                 <w:rFonts w:ascii="Times New Roman" w:hAnsi="Times New Roman"/>
                 <w:sz w:val="20"/>
               </w:rPr>
-              <w:t>89</w:t>
+              <w:t>90</w:t>
             </w:r>
           </w:p>
         </w:tc>
@@ -3740,7 +3763,7 @@
                 <w:rFonts w:ascii="Times New Roman" w:hAnsi="Times New Roman"/>
                 <w:sz w:val="20"/>
               </w:rPr>
-              <w:t>90</w:t>
+              <w:t>91</w:t>
             </w:r>
           </w:p>
         </w:tc>
@@ -3777,7 +3800,7 @@
                 <w:rFonts w:ascii="Times New Roman" w:hAnsi="Times New Roman"/>
                 <w:sz w:val="20"/>
               </w:rPr>
-              <w:t>91</w:t>
+              <w:t>92</w:t>
             </w:r>
           </w:p>
         </w:tc>
@@ -3815,7 +3838,7 @@
                 <w:rFonts w:ascii="Times New Roman" w:hAnsi="Times New Roman"/>
                 <w:sz w:val="20"/>
               </w:rPr>
-              <w:t>93</w:t>
+              <w:t>94</w:t>
             </w:r>
           </w:p>
         </w:tc>
@@ -3852,7 +3875,7 @@
                 <w:rFonts w:ascii="Times New Roman" w:hAnsi="Times New Roman"/>
                 <w:sz w:val="20"/>
               </w:rPr>
-              <w:t>96</w:t>
+              <w:t>97</w:t>
             </w:r>
           </w:p>
         </w:tc>
@@ -3889,7 +3912,7 @@
                 <w:rFonts w:ascii="Times New Roman" w:hAnsi="Times New Roman"/>
                 <w:sz w:val="20"/>
               </w:rPr>
-              <w:t>98</w:t>
+              <w:t>99</w:t>
             </w:r>
           </w:p>
         </w:tc>
@@ -3926,7 +3949,7 @@
                 <w:rFonts w:ascii="Times New Roman" w:hAnsi="Times New Roman"/>
                 <w:sz w:val="20"/>
               </w:rPr>
-              <w:t>99</w:t>
+              <w:t>100</w:t>
             </w:r>
           </w:p>
         </w:tc>
@@ -3963,7 +3986,7 @@
                 <w:rFonts w:ascii="Times New Roman" w:hAnsi="Times New Roman"/>
                 <w:sz w:val="20"/>
               </w:rPr>
-              <w:t>101</w:t>
+              <w:t>102</w:t>
             </w:r>
           </w:p>
         </w:tc>
@@ -4119,7 +4142,7 @@
                 <w:b/>
                 <w:sz w:val="20"/>
               </w:rPr>
-              <w:t>31</w:t>
+              <w:t>32</w:t>
             </w:r>
           </w:p>
         </w:tc>
@@ -4175,7 +4198,7 @@
                 <w:b/>
                 <w:sz w:val="20"/>
               </w:rPr>
-              <w:t>37</w:t>
+              <w:t>38</w:t>
             </w:r>
           </w:p>
         </w:tc>
@@ -4231,7 +4254,7 @@
                 <w:b/>
                 <w:sz w:val="20"/>
               </w:rPr>
-              <w:t>45</w:t>
+              <w:t>46</w:t>
             </w:r>
           </w:p>
         </w:tc>
@@ -4287,7 +4310,7 @@
                 <w:b/>
                 <w:sz w:val="20"/>
               </w:rPr>
-              <w:t>67</w:t>
+              <w:t>68</w:t>
             </w:r>
           </w:p>
         </w:tc>
@@ -4343,7 +4366,7 @@
                 <w:b/>
                 <w:sz w:val="20"/>
               </w:rPr>
-              <w:t>79</w:t>
+              <w:t>80</w:t>
             </w:r>
           </w:p>
         </w:tc>
@@ -4399,7 +4422,7 @@
                 <w:b/>
                 <w:sz w:val="20"/>
               </w:rPr>
-              <w:t>82</w:t>
+              <w:t>83</w:t>
             </w:r>
           </w:p>
         </w:tc>
@@ -4455,7 +4478,7 @@
                 <w:b/>
                 <w:sz w:val="20"/>
               </w:rPr>
-              <w:t>83</w:t>
+              <w:t>84</w:t>
             </w:r>
           </w:p>
         </w:tc>
@@ -4511,7 +4534,7 @@
                 <w:b/>
                 <w:sz w:val="20"/>
               </w:rPr>
-              <w:t>78</w:t>
+              <w:t>79</w:t>
             </w:r>
           </w:p>
         </w:tc>
@@ -4631,7 +4654,7 @@
                 <w:b/>
                 <w:sz w:val="20"/>
               </w:rPr>
-              <w:t>Table 2.1</w:t>
+              <w:t>Table 1.1</w:t>
             </w:r>
           </w:p>
         </w:tc>
@@ -4648,7 +4671,7 @@
                 <w:rFonts w:ascii="Times New Roman" w:hAnsi="Times New Roman"/>
                 <w:sz w:val="20"/>
               </w:rPr>
-              <w:t>Comprehensive Literature Positioning Matrix: Adversarial Robustness vs. Debiasing</w:t>
+              <w:t>Comprehensive Project Work Division and Technical Contribution Matrix</w:t>
             </w:r>
           </w:p>
         </w:tc>
@@ -4667,7 +4690,7 @@
                 <w:b/>
                 <w:sz w:val="20"/>
               </w:rPr>
-              <w:t>29</w:t>
+              <w:t>10</w:t>
             </w:r>
           </w:p>
         </w:tc>
@@ -4687,7 +4710,7 @@
                 <w:b/>
                 <w:sz w:val="20"/>
               </w:rPr>
-              <w:t>Table 3.1</w:t>
+              <w:t>Table 2.1</w:t>
             </w:r>
           </w:p>
         </w:tc>
@@ -4704,7 +4727,7 @@
                 <w:rFonts w:ascii="Times New Roman" w:hAnsi="Times New Roman"/>
                 <w:sz w:val="20"/>
               </w:rPr>
-              <w:t>Detailed 14-Dimension Architectural Comparison (Standalone SUP vs. RRFN-LLM-SUPER)</w:t>
+              <w:t>Comprehensive Literature Positioning Matrix: Adversarial Robustness vs. Debiasing</w:t>
             </w:r>
           </w:p>
         </w:tc>
@@ -4723,7 +4746,7 @@
                 <w:b/>
                 <w:sz w:val="20"/>
               </w:rPr>
-              <w:t>33</w:t>
+              <w:t>29</w:t>
             </w:r>
           </w:p>
         </w:tc>
@@ -4743,7 +4766,7 @@
                 <w:b/>
                 <w:sz w:val="20"/>
               </w:rPr>
-              <w:t>Table 4.1</w:t>
+              <w:t>Table 3.1</w:t>
             </w:r>
           </w:p>
         </w:tc>
@@ -4760,7 +4783,7 @@
                 <w:rFonts w:ascii="Times New Roman" w:hAnsi="Times New Roman"/>
                 <w:sz w:val="20"/>
               </w:rPr>
-              <w:t>Complete Software Architecture, Module Responsibility, and File System Index</w:t>
+              <w:t>Detailed 14-Dimension Architectural Comparison (Standalone SUP vs. RRFN-LLM-SUPER)</w:t>
             </w:r>
           </w:p>
         </w:tc>
@@ -4779,7 +4802,7 @@
                 <w:b/>
                 <w:sz w:val="20"/>
               </w:rPr>
-              <w:t>55</w:t>
+              <w:t>34</w:t>
             </w:r>
           </w:p>
         </w:tc>
@@ -4799,7 +4822,7 @@
                 <w:b/>
                 <w:sz w:val="20"/>
               </w:rPr>
-              <w:t>Table 5.1</w:t>
+              <w:t>Table 4.1</w:t>
             </w:r>
           </w:p>
         </w:tc>
@@ -4816,7 +4839,7 @@
                 <w:rFonts w:ascii="Times New Roman" w:hAnsi="Times New Roman"/>
                 <w:sz w:val="20"/>
               </w:rPr>
-              <w:t>Dataset Characteristics, Graph Topology, and Bandwagon Attack Injection Statistics</w:t>
+              <w:t>Complete Software Architecture, Module Responsibility, and File System Index</w:t>
             </w:r>
           </w:p>
         </w:tc>
@@ -4835,7 +4858,7 @@
                 <w:b/>
                 <w:sz w:val="20"/>
               </w:rPr>
-              <w:t>71</w:t>
+              <w:t>56</w:t>
             </w:r>
           </w:p>
         </w:tc>
@@ -4855,7 +4878,7 @@
                 <w:b/>
                 <w:sz w:val="20"/>
               </w:rPr>
-              <w:t>Table 5.2</w:t>
+              <w:t>Table 5.1</w:t>
             </w:r>
           </w:p>
         </w:tc>
@@ -4872,7 +4895,7 @@
                 <w:rFonts w:ascii="Times New Roman" w:hAnsi="Times New Roman"/>
                 <w:sz w:val="20"/>
               </w:rPr>
-              <w:t>Empirical 5-Seed Benchmark Results on MovieLens-1M Sub-Graph under 15% Attack</w:t>
+              <w:t>Dataset Characteristics, Graph Topology, and Bandwagon Attack Injection Statistics</w:t>
             </w:r>
           </w:p>
         </w:tc>
@@ -4891,7 +4914,7 @@
                 <w:b/>
                 <w:sz w:val="20"/>
               </w:rPr>
-              <w:t>76</w:t>
+              <w:t>72</w:t>
             </w:r>
           </w:p>
         </w:tc>
@@ -4911,7 +4934,7 @@
                 <w:b/>
                 <w:sz w:val="20"/>
               </w:rPr>
-              <w:t>Table 5.3</w:t>
+              <w:t>Table 5.2</w:t>
             </w:r>
           </w:p>
         </w:tc>
@@ -4928,7 +4951,7 @@
                 <w:rFonts w:ascii="Times New Roman" w:hAnsi="Times New Roman"/>
                 <w:sz w:val="20"/>
               </w:rPr>
-              <w:t>Multi-Domain 5-Seed Benchmark on Amazon Reviews (SimGCL) and Yelp Academic (SGL)</w:t>
+              <w:t>Empirical 5-Seed Benchmark Results on MovieLens-1M Sub-Graph under 15% Attack</w:t>
             </w:r>
           </w:p>
         </w:tc>
@@ -4967,7 +4990,7 @@
                 <w:b/>
                 <w:sz w:val="20"/>
               </w:rPr>
-              <w:t>Table 5.4</w:t>
+              <w:t>Table 5.3</w:t>
             </w:r>
           </w:p>
         </w:tc>
@@ -4984,7 +5007,7 @@
                 <w:rFonts w:ascii="Times New Roman" w:hAnsi="Times New Roman"/>
                 <w:sz w:val="20"/>
               </w:rPr>
-              <w:t>Comprehensive Component Ablation Study on Amazon Reviews (SimGCL) under Attack</w:t>
+              <w:t>Multi-Domain 5-Seed Benchmark on Amazon Reviews (SimGCL) and Yelp Academic (SGL)</w:t>
             </w:r>
           </w:p>
         </w:tc>
@@ -5003,7 +5026,7 @@
                 <w:b/>
                 <w:sz w:val="20"/>
               </w:rPr>
-              <w:t>81</w:t>
+              <w:t>79</w:t>
             </w:r>
           </w:p>
         </w:tc>
@@ -5023,7 +5046,7 @@
                 <w:b/>
                 <w:sz w:val="20"/>
               </w:rPr>
-              <w:t>Table B.1</w:t>
+              <w:t>Table 5.4</w:t>
             </w:r>
           </w:p>
         </w:tc>
@@ -5040,7 +5063,7 @@
                 <w:rFonts w:ascii="Times New Roman" w:hAnsi="Times New Roman"/>
                 <w:sz w:val="20"/>
               </w:rPr>
-              <w:t>Detailed System Hyperparameters, Neural Dimensions, and Training Configurations</w:t>
+              <w:t>Comprehensive Component Ablation Study on Amazon Reviews (SimGCL) under Attack</w:t>
             </w:r>
           </w:p>
         </w:tc>
@@ -5059,7 +5082,63 @@
                 <w:b/>
                 <w:sz w:val="20"/>
               </w:rPr>
-              <w:t>98</w:t>
+              <w:t>82</w:t>
+            </w:r>
+          </w:p>
+        </w:tc>
+      </w:tr>
+      <w:tr>
+        <w:tc>
+          <w:tcPr>
+            <w:tcW w:type="dxa" w:w="1587"/>
+          </w:tcPr>
+          <w:p>
+            <w:pPr>
+              <w:spacing w:before="60" w:after="60"/>
+            </w:pPr>
+            <w:r>
+              <w:rPr>
+                <w:rFonts w:ascii="Times New Roman" w:hAnsi="Times New Roman"/>
+                <w:b/>
+                <w:sz w:val="20"/>
+              </w:rPr>
+              <w:t>Table B.1</w:t>
+            </w:r>
+          </w:p>
+        </w:tc>
+        <w:tc>
+          <w:tcPr>
+            <w:tcW w:type="dxa" w:w="5499"/>
+          </w:tcPr>
+          <w:p>
+            <w:pPr>
+              <w:spacing w:before="60" w:after="60"/>
+            </w:pPr>
+            <w:r>
+              <w:rPr>
+                <w:rFonts w:ascii="Times New Roman" w:hAnsi="Times New Roman"/>
+                <w:sz w:val="20"/>
+              </w:rPr>
+              <w:t>Detailed System Hyperparameters, Neural Dimensions, and Training Configurations</w:t>
+            </w:r>
+          </w:p>
+        </w:tc>
+        <w:tc>
+          <w:tcPr>
+            <w:tcW w:type="dxa" w:w="1134"/>
+          </w:tcPr>
+          <w:p>
+            <w:pPr>
+              <w:spacing w:before="60" w:after="60"/>
+              <w:jc w:val="right"/>
+            </w:pPr>
+            <w:r>
+              <w:rPr>
+                <w:rFonts w:ascii="Times New Roman" w:hAnsi="Times New Roman"/>
+                <w:b/>
+                <w:sz w:val="20"/>
+              </w:rPr>
+              <w:t>99</w:t>
             </w:r>
           </w:p>
         </w:tc>
@@ -7546,7 +7625,483 @@
           <w:b/>
           <w:sz w:val="28"/>
         </w:rPr>
-        <w:t>1.6 SCOPE AND BOUNDARIES OF THE WORK</w:t>
+        <w:t>1.6 PROJECT WORK DIVISION AND TECHNICAL CONTRIBUTIONS MATRIX</w:t>
+      </w:r>
+    </w:p>
+    <w:p>
+      <w:pPr>
+        <w:spacing w:line="360" w:lineRule="auto" w:before="0" w:after="120"/>
+        <w:jc w:val="both"/>
+      </w:pPr>
+      <w:r>
+        <w:rPr>
+          <w:rFonts w:ascii="Times New Roman" w:hAnsi="Times New Roman"/>
+          <w:sz w:val="24"/>
+        </w:rPr>
+        <w:t>The RRFN-LLM-SUPER project is executed as a collaborative engineering and scientific initiative by a team of three undergraduate researchers. To ensure deep academic rigor across all dimensions—from mathematical proofs to real-time systems engineering and calibrated recommendation—the project was partitioned into three distinct, specialized technical pillars. Table 1.1 documents the formal division of responsibilities, module ownership, and key deliverables across the team.</w:t>
+      </w:r>
+    </w:p>
+    <w:p>
+      <w:pPr>
+        <w:keepNext/>
+        <w:spacing w:before="160" w:after="80" w:line="288" w:lineRule="auto"/>
+        <w:jc w:val="left"/>
+      </w:pPr>
+      <w:r>
+        <w:rPr>
+          <w:rFonts w:ascii="Times New Roman" w:hAnsi="Times New Roman"/>
+          <w:b/>
+          <w:sz w:val="21"/>
+        </w:rPr>
+        <w:t xml:space="preserve">Table 1.1: </w:t>
+      </w:r>
+      <w:r>
+        <w:rPr>
+          <w:rFonts w:ascii="Times New Roman" w:hAnsi="Times New Roman"/>
+          <w:b/>
+          <w:sz w:val="21"/>
+        </w:rPr>
+        <w:t>Comprehensive Project Work Division and Technical Contribution Matrix Across the 3 Team Members.</w:t>
+      </w:r>
+    </w:p>
+    <w:tbl>
+      <w:tblPr>
+        <w:tblW w:type="auto" w:w="0"/>
+        <w:jc w:val="center"/>
+        <w:tblLayout w:type="fixed"/>
+        <w:tblLook w:firstColumn="1" w:firstRow="1" w:lastColumn="0" w:lastRow="0" w:noHBand="0" w:noVBand="1" w:val="04A0"/>
+        <w:tblBorders>
+          <w:top w:val="single" w:sz="6" w:space="0" w:color="2E5B82"/>
+          <w:bottom w:val="single" w:sz="6" w:space="0" w:color="2E5B82"/>
+          <w:left w:val="none"/>
+          <w:right w:val="none"/>
+          <w:insideH w:val="single" w:sz="4" w:space="0" w:color="D0D7DE"/>
+          <w:insideV w:val="none"/>
+        </w:tblBorders>
+      </w:tblPr>
+      <w:tblGrid>
+        <w:gridCol w:w="2076"/>
+        <w:gridCol w:w="2076"/>
+        <w:gridCol w:w="2076"/>
+        <w:gridCol w:w="2076"/>
+      </w:tblGrid>
+      <w:tr>
+        <w:tc>
+          <w:tcPr>
+            <w:tcW w:type="dxa" w:w="2154"/>
+            <w:shd w:fill="EBF2FA"/>
+          </w:tcPr>
+          <w:p>
+            <w:pPr>
+              <w:spacing w:line="252" w:lineRule="auto" w:before="60" w:after="60"/>
+              <w:jc w:val="center"/>
+            </w:pPr>
+            <w:r>
+              <w:rPr>
+                <w:rFonts w:ascii="Times New Roman" w:hAnsi="Times New Roman"/>
+                <w:b/>
+                <w:sz w:val="20"/>
+              </w:rPr>
+              <w:t>Technical Pillar</w:t>
+            </w:r>
+          </w:p>
+        </w:tc>
+        <w:tc>
+          <w:tcPr>
+            <w:tcW w:type="dxa" w:w="1474"/>
+            <w:shd w:fill="EBF2FA"/>
+          </w:tcPr>
+          <w:p>
+            <w:pPr>
+              <w:spacing w:line="252" w:lineRule="auto" w:before="60" w:after="60"/>
+              <w:jc w:val="center"/>
+            </w:pPr>
+            <w:r>
+              <w:rPr>
+                <w:rFonts w:ascii="Times New Roman" w:hAnsi="Times New Roman"/>
+                <w:b/>
+                <w:sz w:val="20"/>
+              </w:rPr>
+              <w:t>Primary Contributor</w:t>
+            </w:r>
+          </w:p>
+        </w:tc>
+        <w:tc>
+          <w:tcPr>
+            <w:tcW w:type="dxa" w:w="2041"/>
+            <w:shd w:fill="EBF2FA"/>
+          </w:tcPr>
+          <w:p>
+            <w:pPr>
+              <w:spacing w:line="252" w:lineRule="auto" w:before="60" w:after="60"/>
+              <w:jc w:val="center"/>
+            </w:pPr>
+            <w:r>
+              <w:rPr>
+                <w:rFonts w:ascii="Times New Roman" w:hAnsi="Times New Roman"/>
+                <w:b/>
+                <w:sz w:val="20"/>
+              </w:rPr>
+              <w:t>Core Software Modules</w:t>
+            </w:r>
+          </w:p>
+        </w:tc>
+        <w:tc>
+          <w:tcPr>
+            <w:tcW w:type="dxa" w:w="2551"/>
+            <w:shd w:fill="EBF2FA"/>
+          </w:tcPr>
+          <w:p>
+            <w:pPr>
+              <w:spacing w:line="252" w:lineRule="auto" w:before="60" w:after="60"/>
+              <w:jc w:val="center"/>
+            </w:pPr>
+            <w:r>
+              <w:rPr>
+                <w:rFonts w:ascii="Times New Roman" w:hAnsi="Times New Roman"/>
+                <w:b/>
+                <w:sz w:val="20"/>
+              </w:rPr>
+              <w:t>Key Deliverables &amp; Research Outcomes</w:t>
+            </w:r>
+          </w:p>
+        </w:tc>
+      </w:tr>
+      <w:tr>
+        <w:tc>
+          <w:tcPr>
+            <w:tcW w:type="dxa" w:w="2154"/>
+          </w:tcPr>
+          <w:p>
+            <w:pPr>
+              <w:spacing w:line="252" w:lineRule="auto" w:before="50" w:after="50"/>
+              <w:jc w:val="left"/>
+            </w:pPr>
+            <w:r>
+              <w:rPr>
+                <w:rFonts w:ascii="Times New Roman" w:hAnsi="Times New Roman"/>
+                <w:sz w:val="19"/>
+              </w:rPr>
+              <w:t>Pillar 1: Mathematical Noise Inversion, Risk Consistency &amp; Operator Proofs</w:t>
+            </w:r>
+          </w:p>
+        </w:tc>
+        <w:tc>
+          <w:tcPr>
+            <w:tcW w:type="dxa" w:w="1474"/>
+          </w:tcPr>
+          <w:p>
+            <w:pPr>
+              <w:spacing w:line="252" w:lineRule="auto" w:before="50" w:after="50"/>
+              <w:jc w:val="center"/>
+            </w:pPr>
+            <w:r>
+              <w:rPr>
+                <w:rFonts w:ascii="Times New Roman" w:hAnsi="Times New Roman"/>
+                <w:sz w:val="19"/>
+              </w:rPr>
+              <w:t>Advait Ravindrakumar Varhade</w:t>
+              <w:br/>
+              <w:t>(23BCE5098)</w:t>
+            </w:r>
+          </w:p>
+        </w:tc>
+        <w:tc>
+          <w:tcPr>
+            <w:tcW w:type="dxa" w:w="2041"/>
+          </w:tcPr>
+          <w:p>
+            <w:pPr>
+              <w:spacing w:line="252" w:lineRule="auto" w:before="50" w:after="50"/>
+              <w:jc w:val="center"/>
+            </w:pPr>
+            <w:r>
+              <w:rPr>
+                <w:rFonts w:ascii="Times New Roman" w:hAnsi="Times New Roman"/>
+                <w:sz w:val="19"/>
+              </w:rPr>
+              <w:t>rrfn/transition_matrix.py</w:t>
+              <w:br/>
+              <w:t>rrfn/anchor_selector.py</w:t>
+              <w:br/>
+              <w:t>rrfn/risk_loss.py</w:t>
+              <w:br/>
+              <w:t>models/softmax_classifier.py</w:t>
+            </w:r>
+          </w:p>
+        </w:tc>
+        <w:tc>
+          <w:tcPr>
+            <w:tcW w:type="dxa" w:w="2551"/>
+          </w:tcPr>
+          <w:p>
+            <w:pPr>
+              <w:spacing w:line="252" w:lineRule="auto" w:before="50" w:after="50"/>
+              <w:jc w:val="center"/>
+            </w:pPr>
+            <w:r>
+              <w:rPr>
+                <w:rFonts w:ascii="Times New Roman" w:hAnsi="Times New Roman"/>
+                <w:sz w:val="19"/>
+              </w:rPr>
+              <w:t>Proven Theorem 3.1 (Tikhonov operator norm bound ||T_lambda^dagger||_2 &lt;= 1/(2*sqrt(lambda))), Theorem 3.2 (excess clean risk consistency O(delta + 1/sqrt(N))), Riesz-Thorin gradient bounds, and consensus anchor prior identification.</w:t>
+            </w:r>
+          </w:p>
+        </w:tc>
+      </w:tr>
+      <w:tr>
+        <w:tc>
+          <w:tcPr>
+            <w:tcW w:type="dxa" w:w="2154"/>
+            <w:shd w:fill="F9FBFC"/>
+          </w:tcPr>
+          <w:p>
+            <w:pPr>
+              <w:spacing w:line="252" w:lineRule="auto" w:before="50" w:after="50"/>
+              <w:jc w:val="left"/>
+            </w:pPr>
+            <w:r>
+              <w:rPr>
+                <w:rFonts w:ascii="Times New Roman" w:hAnsi="Times New Roman"/>
+                <w:sz w:val="19"/>
+              </w:rPr>
+              <w:t>Pillar 2: Multi-View Interaction Reliability Filter (MIRF) &amp; 2D BLAS Burst Acceleration</w:t>
+            </w:r>
+          </w:p>
+        </w:tc>
+        <w:tc>
+          <w:tcPr>
+            <w:tcW w:type="dxa" w:w="1474"/>
+            <w:shd w:fill="F9FBFC"/>
+          </w:tcPr>
+          <w:p>
+            <w:pPr>
+              <w:spacing w:line="252" w:lineRule="auto" w:before="50" w:after="50"/>
+              <w:jc w:val="center"/>
+            </w:pPr>
+            <w:r>
+              <w:rPr>
+                <w:rFonts w:ascii="Times New Roman" w:hAnsi="Times New Roman"/>
+                <w:sz w:val="19"/>
+              </w:rPr>
+              <w:t>P. Manas</w:t>
+              <w:br/>
+              <w:t>(23BCE5076)</w:t>
+            </w:r>
+          </w:p>
+        </w:tc>
+        <w:tc>
+          <w:tcPr>
+            <w:tcW w:type="dxa" w:w="2041"/>
+            <w:shd w:fill="F9FBFC"/>
+          </w:tcPr>
+          <w:p>
+            <w:pPr>
+              <w:spacing w:line="252" w:lineRule="auto" w:before="50" w:after="50"/>
+              <w:jc w:val="center"/>
+            </w:pPr>
+            <w:r>
+              <w:rPr>
+                <w:rFonts w:ascii="Times New Roman" w:hAnsi="Times New Roman"/>
+                <w:sz w:val="19"/>
+              </w:rPr>
+              <w:t>fusion/reliability_fusion.py</w:t>
+              <w:br/>
+              <w:t>llm_auditor/auditor.py</w:t>
+              <w:br/>
+              <w:t>llm_auditor/cache.py</w:t>
+              <w:br/>
+              <w:t>bombing_detector/bomb_scorer.py</w:t>
+            </w:r>
+          </w:p>
+        </w:tc>
+        <w:tc>
+          <w:tcPr>
+            <w:tcW w:type="dxa" w:w="2551"/>
+            <w:shd w:fill="F9FBFC"/>
+          </w:tcPr>
+          <w:p>
+            <w:pPr>
+              <w:spacing w:line="252" w:lineRule="auto" w:before="50" w:after="50"/>
+              <w:jc w:val="center"/>
+            </w:pPr>
+            <w:r>
+              <w:rPr>
+                <w:rFonts w:ascii="Times New Roman" w:hAnsi="Times New Roman"/>
+                <w:b/>
+                <w:sz w:val="19"/>
+              </w:rPr>
+              <w:t>Tri-view reliability synthesis (R_RRFN, R_LLM, R_bomb), 2D BLAS Level-3 GEMM burst scoring (&lt;5ms for 42K interactions; &gt;500x speedup), SQLite WAL thread-safe caching, and attack vs. authentic AP evaluation.</w:t>
+            </w:r>
+          </w:p>
+        </w:tc>
+      </w:tr>
+      <w:tr>
+        <w:tc>
+          <w:tcPr>
+            <w:tcW w:type="dxa" w:w="2154"/>
+          </w:tcPr>
+          <w:p>
+            <w:pPr>
+              <w:spacing w:line="252" w:lineRule="auto" w:before="50" w:after="50"/>
+              <w:jc w:val="left"/>
+            </w:pPr>
+            <w:r>
+              <w:rPr>
+                <w:rFonts w:ascii="Times New Roman" w:hAnsi="Times New Roman"/>
+                <w:sz w:val="19"/>
+              </w:rPr>
+              <w:t>Pillar 3: Risk-Aware Graph Contrastive Learning, Denoised SUPER Blueprint &amp; Calibrated Debiasing</w:t>
+            </w:r>
+          </w:p>
+        </w:tc>
+        <w:tc>
+          <w:tcPr>
+            <w:tcW w:type="dxa" w:w="1474"/>
+          </w:tcPr>
+          <w:p>
+            <w:pPr>
+              <w:spacing w:line="252" w:lineRule="auto" w:before="50" w:after="50"/>
+              <w:jc w:val="center"/>
+            </w:pPr>
+            <w:r>
+              <w:rPr>
+                <w:rFonts w:ascii="Times New Roman" w:hAnsi="Times New Roman"/>
+                <w:sz w:val="19"/>
+              </w:rPr>
+              <w:t>Vivaash Koundal</w:t>
+              <w:br/>
+              <w:t>(23BCE5095)</w:t>
+            </w:r>
+          </w:p>
+        </w:tc>
+        <w:tc>
+          <w:tcPr>
+            <w:tcW w:type="dxa" w:w="2041"/>
+          </w:tcPr>
+          <w:p>
+            <w:pPr>
+              <w:spacing w:line="252" w:lineRule="auto" w:before="50" w:after="50"/>
+              <w:jc w:val="center"/>
+            </w:pPr>
+            <w:r>
+              <w:rPr>
+                <w:rFonts w:ascii="Times New Roman" w:hAnsi="Times New Roman"/>
+                <w:sz w:val="19"/>
+              </w:rPr>
+              <w:t>models/simgcl.py</w:t>
+              <w:br/>
+              <w:t>models/sgl.py</w:t>
+              <w:br/>
+              <w:t>trainer/contrastive_loss.py</w:t>
+              <w:br/>
+              <w:t>super_engine/blueprint.py</w:t>
+              <w:br/>
+              <w:t>super_engine/merger.py</w:t>
+              <w:br/>
+              <w:t>evaluation/ab_simulator.py</w:t>
+            </w:r>
+          </w:p>
+        </w:tc>
+        <w:tc>
+          <w:tcPr>
+            <w:tcW w:type="dxa" w:w="2551"/>
+          </w:tcPr>
+          <w:p>
+            <w:pPr>
+              <w:spacing w:line="252" w:lineRule="auto" w:before="50" w:after="50"/>
+              <w:jc w:val="center"/>
+            </w:pPr>
+            <w:r>
+              <w:rPr>
+                <w:rFonts w:ascii="Times New Roman" w:hAnsi="Times New Roman"/>
+                <w:sz w:val="19"/>
+              </w:rPr>
+              <w:t>Sample-reliability weighted InfoNCE contrastive alignment across SimGCL and SGL, dual Head/Tail partition training, purified blueprint trajectory interleaving, attack-aware metrics (g-LTC, STER), and 1,000-sample Monte Carlo economic simulation.</w:t>
+            </w:r>
+          </w:p>
+        </w:tc>
+      </w:tr>
+    </w:tbl>
+    <w:p>
+      <w:pPr>
+        <w:spacing w:before="40" w:after="120" w:line="240" w:lineRule="auto"/>
+      </w:pPr>
+    </w:p>
+    <w:tbl>
+      <w:tblPr>
+        <w:tblW w:type="auto" w:w="0"/>
+        <w:jc w:val="center"/>
+        <w:tblLayout w:type="fixed"/>
+        <w:tblLook w:firstColumn="1" w:firstRow="1" w:lastColumn="0" w:lastRow="0" w:noHBand="0" w:noVBand="1" w:val="04A0"/>
+        <w:tblBorders>
+          <w:top w:val="single" w:sz="4" w:space="0" w:color="B0C4DE"/>
+          <w:bottom w:val="single" w:sz="4" w:space="0" w:color="B0C4DE"/>
+          <w:left w:val="single" w:sz="18" w:space="0" w:color="1F4E79"/>
+          <w:right w:val="single" w:sz="4" w:space="0" w:color="B0C4DE"/>
+          <w:insideH w:val="none"/>
+          <w:insideV w:val="none"/>
+        </w:tblBorders>
+      </w:tblPr>
+      <w:tblGrid>
+        <w:gridCol w:w="8306"/>
+      </w:tblGrid>
+      <w:tr>
+        <w:tc>
+          <w:tcPr>
+            <w:tcW w:type="dxa" w:w="8220"/>
+            <w:shd w:fill="F4F6F9"/>
+          </w:tcPr>
+          <w:p>
+            <w:pPr>
+              <w:spacing w:line="288" w:lineRule="auto" w:before="80" w:after="80"/>
+              <w:jc w:val="both"/>
+            </w:pPr>
+            <w:r>
+              <w:rPr>
+                <w:rFonts w:ascii="Times New Roman" w:hAnsi="Times New Roman"/>
+                <w:b/>
+                <w:sz w:val="22"/>
+              </w:rPr>
+              <w:t>[INDIVIDUAL TECHNICAL CONTRIBUTION DECLARATION]</w:t>
+              <w:br/>
+            </w:r>
+            <w:r>
+              <w:rPr>
+                <w:rFonts w:ascii="Times New Roman" w:hAnsi="Times New Roman"/>
+                <w:sz w:val="21"/>
+              </w:rPr>
+              <w:t>CANDIDATE PRIMARY CONTRIBUTION FOCUS:</w:t>
+              <w:br/>
+              <w:t>This individual project report is submitted by ADVAIT RAVINDRAKUMAR VARHADE (23BCE5098) in fulfillment of the BCSE497J Project I requirements. While this report provides an end-to-end exposition of the complete RRFN-LLM-SUPER framework to preserve architectural coherence, the candidate's primary specialized contribution and engineering leadership lies in Mathematical Noise-Transition Modeling, Tikhonov Operator Inversion, Risk-Consistent Optimization &amp; Theoretical Proofs.</w:t>
+              <w:br/>
+              <w:br/>
+              <w:t>Specific Responsibilities of ADVAIT RAVINDRAKUMAR VARHADE:</w:t>
+              <w:br/>
+              <w:t>Formulation and mathematical proof of Theorem 3.1 (Tikhonov spectral operator norm bound ||T_lambda^dagger||_2 &lt;= 1/(2*sqrt(lambda))), Theorem 3.2 (surrogate excess clean risk consistency E*(f_hat) &lt;= (L_CE/sigma_0)*delta + O(1/sqrt(N))), consensus anchor selection, Riesz-Thorin Lipschitz gradient bounds, and overall system theoretical stability.</w:t>
+            </w:r>
+          </w:p>
+        </w:tc>
+      </w:tr>
+    </w:tbl>
+    <w:p>
+      <w:pPr>
+        <w:spacing w:before="40" w:after="120"/>
+      </w:pPr>
+    </w:p>
+    <w:p>
+      <w:pPr>
+        <w:keepNext/>
+        <w:spacing w:before="280" w:after="80" w:line="288" w:lineRule="auto"/>
+        <w:jc w:val="left"/>
+      </w:pPr>
+      <w:r>
+        <w:rPr>
+          <w:rFonts w:ascii="Times New Roman" w:hAnsi="Times New Roman"/>
+          <w:b/>
+          <w:sz w:val="28"/>
+        </w:rPr>
+        <w:t>1.7 SCOPE AND BOUNDARIES OF THE WORK</w:t>
       </w:r>
     </w:p>
     <w:p>
@@ -7684,7 +8239,7 @@
           <w:b/>
           <w:sz w:val="28"/>
         </w:rPr>
-        <w:t>1.7 ORGANIZATION OF THE PROJECT REPORT</w:t>
+        <w:t>1.8 ORGANIZATION OF THE PROJECT REPORT</w:t>
       </w:r>
     </w:p>
     <w:p>
@@ -12938,6 +13493,62 @@
         <w:t>3.7 THEORETICAL PROOFS AND FORMAL MATHEMATICAL GUARANTEES</w:t>
       </w:r>
     </w:p>
+    <w:tbl>
+      <w:tblPr>
+        <w:tblW w:type="auto" w:w="0"/>
+        <w:jc w:val="center"/>
+        <w:tblLayout w:type="fixed"/>
+        <w:tblLook w:firstColumn="1" w:firstRow="1" w:lastColumn="0" w:lastRow="0" w:noHBand="0" w:noVBand="1" w:val="04A0"/>
+        <w:tblBorders>
+          <w:top w:val="single" w:sz="4" w:space="0" w:color="B0C4DE"/>
+          <w:bottom w:val="single" w:sz="4" w:space="0" w:color="B0C4DE"/>
+          <w:left w:val="single" w:sz="18" w:space="0" w:color="1F4E79"/>
+          <w:right w:val="single" w:sz="4" w:space="0" w:color="B0C4DE"/>
+          <w:insideH w:val="none"/>
+          <w:insideV w:val="none"/>
+        </w:tblBorders>
+      </w:tblPr>
+      <w:tblGrid>
+        <w:gridCol w:w="8306"/>
+      </w:tblGrid>
+      <w:tr>
+        <w:tc>
+          <w:tcPr>
+            <w:tcW w:type="dxa" w:w="8220"/>
+            <w:shd w:fill="F4F6F9"/>
+          </w:tcPr>
+          <w:p>
+            <w:pPr>
+              <w:spacing w:line="288" w:lineRule="auto" w:before="80" w:after="80"/>
+              <w:jc w:val="both"/>
+            </w:pPr>
+            <w:r>
+              <w:rPr>
+                <w:rFonts w:ascii="Times New Roman" w:hAnsi="Times New Roman"/>
+                <w:b/>
+                <w:sz w:val="22"/>
+              </w:rPr>
+              <w:t>[INDIVIDUAL CONTRIBUTION: THEORETICAL PROOFS &amp; OPERATOR INVERSION]</w:t>
+              <w:br/>
+            </w:r>
+            <w:r>
+              <w:rPr>
+                <w:rFonts w:ascii="Times New Roman" w:hAnsi="Times New Roman"/>
+                <w:sz w:val="21"/>
+              </w:rPr>
+              <w:t>THEORETICAL DERIVATION EMPHASIS — PRIMARY CONTRIBUTION OF ADVAIT RAVINDRAKUMAR VARHADE (23BCE5098):</w:t>
+              <w:br/>
+              <w:t>The mathematical formulations, spectral operator bounds, and formal proofs of Theorem 3.1 (Tikhonov Operator Norm Bound) and Theorem 3.2 (Forward Surrogate Risk Consistency and Excess Clean Risk Bounds) in Sections 3.2, 3.3, and 3.7 constitute the primary theoretical contributions derived and proved by the candidate. This includes establishing the unique stationary global maximum of f(sigma) = sigma/(sigma^2 + lambda) at sigma* = sqrt(lambda) yielding ||T_lambda^dagger||_2 &lt;= 1 / (2*sqrt(lambda)), proving minimizer invariance under label transition entropy gaps, and bounding regularized confidence inversion resolvent errors.</w:t>
+            </w:r>
+          </w:p>
+        </w:tc>
+      </w:tr>
+    </w:tbl>
+    <w:p>
+      <w:pPr>
+        <w:spacing w:before="40" w:after="120"/>
+      </w:pPr>
+    </w:p>
     <w:p>
       <w:pPr>
         <w:spacing w:line="360" w:lineRule="auto" w:before="0" w:after="120"/>
@@ -14187,6 +14798,62 @@
         </w:rPr>
         <w:t>evaluation: Information retrieval metrics, popularity calibration metrics, attack detection metrics, and Monte Carlo economic simulation.</w:t>
       </w:r>
+    </w:p>
+    <w:tbl>
+      <w:tblPr>
+        <w:tblW w:type="auto" w:w="0"/>
+        <w:jc w:val="center"/>
+        <w:tblLayout w:type="fixed"/>
+        <w:tblLook w:firstColumn="1" w:firstRow="1" w:lastColumn="0" w:lastRow="0" w:noHBand="0" w:noVBand="1" w:val="04A0"/>
+        <w:tblBorders>
+          <w:top w:val="single" w:sz="4" w:space="0" w:color="B0C4DE"/>
+          <w:bottom w:val="single" w:sz="4" w:space="0" w:color="B0C4DE"/>
+          <w:left w:val="single" w:sz="18" w:space="0" w:color="1F4E79"/>
+          <w:right w:val="single" w:sz="4" w:space="0" w:color="B0C4DE"/>
+          <w:insideH w:val="none"/>
+          <w:insideV w:val="none"/>
+        </w:tblBorders>
+      </w:tblPr>
+      <w:tblGrid>
+        <w:gridCol w:w="8306"/>
+      </w:tblGrid>
+      <w:tr>
+        <w:tc>
+          <w:tcPr>
+            <w:tcW w:type="dxa" w:w="8220"/>
+            <w:shd w:fill="F4F6F9"/>
+          </w:tcPr>
+          <w:p>
+            <w:pPr>
+              <w:spacing w:line="288" w:lineRule="auto" w:before="80" w:after="80"/>
+              <w:jc w:val="both"/>
+            </w:pPr>
+            <w:r>
+              <w:rPr>
+                <w:rFonts w:ascii="Times New Roman" w:hAnsi="Times New Roman"/>
+                <w:b/>
+                <w:sz w:val="22"/>
+              </w:rPr>
+              <w:t>[MODULE OWNERSHIP: NOISE TRANSITION &amp; RISK CONSISTENT OPTIMIZATION]</w:t>
+              <w:br/>
+            </w:r>
+            <w:r>
+              <w:rPr>
+                <w:rFonts w:ascii="Times New Roman" w:hAnsi="Times New Roman"/>
+                <w:sz w:val="21"/>
+              </w:rPr>
+              <w:t>SOFTWARE IMPLEMENTATION EMPHASIS — PRIMARY RESPONSIBILITY OF ADVAIT RAVINDRAKUMAR VARHADE (23BCE5098):</w:t>
+              <w:br/>
+              <w:t>The candidate engineered the core mathematical packages: `rrfn/transition_matrix.py` (implementing Tikhonov regularized pseudo-inversion with numerical damping lambda=1e-4), `rrfn/anchor_selector.py` (cross-user consensus anchor identification satisfying Assumption 3.1), `rrfn/risk_loss.py` (forward-corrected cross-entropy loss with anchor prior regularization), and Section 4.9 numerical stability guards against singular matrix inversion and gradient divergence.</w:t>
+            </w:r>
+          </w:p>
+        </w:tc>
+      </w:tr>
+    </w:tbl>
+    <w:p>
+      <w:pPr>
+        <w:spacing w:before="40" w:after="120"/>
+      </w:pPr>
     </w:p>
     <w:p>
       <w:pPr>
@@ -17942,6 +18609,62 @@
         <w:t>5.3 MULTI-SEED STATISTICAL VALIDATION PROTOCOL</w:t>
       </w:r>
     </w:p>
+    <w:tbl>
+      <w:tblPr>
+        <w:tblW w:type="auto" w:w="0"/>
+        <w:jc w:val="center"/>
+        <w:tblLayout w:type="fixed"/>
+        <w:tblLook w:firstColumn="1" w:firstRow="1" w:lastColumn="0" w:lastRow="0" w:noHBand="0" w:noVBand="1" w:val="04A0"/>
+        <w:tblBorders>
+          <w:top w:val="single" w:sz="4" w:space="0" w:color="B0C4DE"/>
+          <w:bottom w:val="single" w:sz="4" w:space="0" w:color="B0C4DE"/>
+          <w:left w:val="single" w:sz="18" w:space="0" w:color="1F4E79"/>
+          <w:right w:val="single" w:sz="4" w:space="0" w:color="B0C4DE"/>
+          <w:insideH w:val="none"/>
+          <w:insideV w:val="none"/>
+        </w:tblBorders>
+      </w:tblPr>
+      <w:tblGrid>
+        <w:gridCol w:w="8306"/>
+      </w:tblGrid>
+      <w:tr>
+        <w:tc>
+          <w:tcPr>
+            <w:tcW w:type="dxa" w:w="8220"/>
+            <w:shd w:fill="F4F6F9"/>
+          </w:tcPr>
+          <w:p>
+            <w:pPr>
+              <w:spacing w:line="288" w:lineRule="auto" w:before="80" w:after="80"/>
+              <w:jc w:val="both"/>
+            </w:pPr>
+            <w:r>
+              <w:rPr>
+                <w:rFonts w:ascii="Times New Roman" w:hAnsi="Times New Roman"/>
+                <w:b/>
+                <w:sz w:val="22"/>
+              </w:rPr>
+              <w:t>[EVALUATION EMPHASIS: MULTI-SEED STATISTICAL RIGOR &amp; THEORETICAL VERIFICATION]</w:t>
+              <w:br/>
+            </w:r>
+            <w:r>
+              <w:rPr>
+                <w:rFonts w:ascii="Times New Roman" w:hAnsi="Times New Roman"/>
+                <w:sz w:val="21"/>
+              </w:rPr>
+              <w:t>STATISTICAL VALIDATION EMPHASIS — PRIMARY CONTRIBUTION OF ADVAIT RAVINDRAKUMAR VARHADE (23BCE5098):</w:t>
+              <w:br/>
+              <w:t>The candidate designed and executed the rigorous 5-seed paired Student's t-test statistical validation protocol across Seeds 42–46 (Table 5.2), confirming statistically significant improvements in calibration (RMSE-PC p = 0.0166; MRMC p = 0.0088) and denoising discrimination (ROC-AUC = 0.7931, p = 0.0038), as well as tracking dual partition loss convergence curves (Figure 5.3) empirically demonstrating the non-divergent Lipschitz gradient stability established in Theorem 3.1.</w:t>
+            </w:r>
+          </w:p>
+        </w:tc>
+      </w:tr>
+    </w:tbl>
+    <w:p>
+      <w:pPr>
+        <w:spacing w:before="40" w:after="120"/>
+      </w:pPr>
+    </w:p>
     <w:p>
       <w:pPr>
         <w:spacing w:line="360" w:lineRule="auto" w:before="0" w:after="120"/>
@@ -22115,7 +22838,7 @@
           <w:rFonts w:ascii="Times New Roman" w:hAnsi="Times New Roman"/>
           <w:sz w:val="24"/>
         </w:rPr>
-        <w:t>In direct fulfillment of the project statement and the academic objectives established in Chapter 1, the core contributions delivered in this work include:</w:t>
+        <w:t>In direct fulfillment of the project statement and the academic objectives established in Chapter 1, this report documents the specific theoretical, architectural, and empirical outcomes accomplished by the team, with special emphasis on the candidate's core domain: Mathematical Noise-Transition Modeling, Tikhonov Operator Inversion, Risk-Consistent Optimization &amp; Theoretical Proofs. The core deliverables include:</w:t>
       </w:r>
     </w:p>
     <w:p>
@@ -22557,7 +23280,7 @@
           <w:rFonts w:ascii="Times New Roman" w:hAnsi="Times New Roman"/>
           <w:sz w:val="24"/>
         </w:rPr>
-        <w:t>To extend the capabilities of RRFN-LLM-SUPER beyond the scope of BCSE497J Project I, we outline five promising directions for future research:</w:t>
+        <w:t>To extend the capabilities of RRFN-LLM-SUPER beyond the scope of BCSE497J Project I, and directly addressing the research frontier in Theoretical Risk Consistency &amp; Noise Inversion, we outline five promising directions for future research:</w:t>
       </w:r>
     </w:p>
     <w:p>
@@ -22669,6 +23392,62 @@
         </w:rPr>
         <w:t>Federated Graph Recommender System (Fed-RRFN): Adapt the framework to cross-silo and cross-device federated learning settings, where decentralized clients compute local MIRF reliability weights and communicate encrypted gradient updates to a central popularity-calibrated server.</w:t>
       </w:r>
+    </w:p>
+    <w:tbl>
+      <w:tblPr>
+        <w:tblW w:type="auto" w:w="0"/>
+        <w:jc w:val="center"/>
+        <w:tblLayout w:type="fixed"/>
+        <w:tblLook w:firstColumn="1" w:firstRow="1" w:lastColumn="0" w:lastRow="0" w:noHBand="0" w:noVBand="1" w:val="04A0"/>
+        <w:tblBorders>
+          <w:top w:val="single" w:sz="4" w:space="0" w:color="B0C4DE"/>
+          <w:bottom w:val="single" w:sz="4" w:space="0" w:color="B0C4DE"/>
+          <w:left w:val="single" w:sz="18" w:space="0" w:color="1F4E79"/>
+          <w:right w:val="single" w:sz="4" w:space="0" w:color="B0C4DE"/>
+          <w:insideH w:val="none"/>
+          <w:insideV w:val="none"/>
+        </w:tblBorders>
+      </w:tblPr>
+      <w:tblGrid>
+        <w:gridCol w:w="8306"/>
+      </w:tblGrid>
+      <w:tr>
+        <w:tc>
+          <w:tcPr>
+            <w:tcW w:type="dxa" w:w="8220"/>
+            <w:shd w:fill="F4F6F9"/>
+          </w:tcPr>
+          <w:p>
+            <w:pPr>
+              <w:spacing w:line="288" w:lineRule="auto" w:before="80" w:after="80"/>
+              <w:jc w:val="both"/>
+            </w:pPr>
+            <w:r>
+              <w:rPr>
+                <w:rFonts w:ascii="Times New Roman" w:hAnsi="Times New Roman"/>
+                <w:b/>
+                <w:sz w:val="22"/>
+              </w:rPr>
+              <w:t>[SPECIALIZED FUTURE WORK PERSPECTIVE]</w:t>
+              <w:br/>
+            </w:r>
+            <w:r>
+              <w:rPr>
+                <w:rFonts w:ascii="Times New Roman" w:hAnsi="Times New Roman"/>
+                <w:sz w:val="21"/>
+              </w:rPr>
+              <w:t>CANDIDATE INDIVIDUAL RESEARCH ROADMAP (ADVAIT RAVINDRAKUMAR VARHADE):</w:t>
+              <w:br/>
+              <w:t>In subsequent research iterations (Project II / B.Tech. Capstone Phase), the candidate specifically plans to investigate: Non-linear stochastic rating transition kernels using neural optimal transport, and formal differential privacy (DP-SGD) guarantees protecting user rating profiles against reconstruction attacks..</w:t>
+            </w:r>
+          </w:p>
+        </w:tc>
+      </w:tr>
+    </w:tbl>
+    <w:p>
+      <w:pPr>
+        <w:spacing w:before="40" w:after="120"/>
+      </w:pPr>
     </w:p>
     <w:p>
       <w:r>
@@ -24970,7 +25749,9 @@
               <w:br/>
               <w:t>• Mandatory Threshold: The university rubric mandates a similarity index strictly &lt;= 15%.</w:t>
               <w:br/>
-              <w:t>• Registered Author: Advait Ravindrakumar Varhade (Reg. No. 23BCE5098)</w:t>
+              <w:t>• Registered Author: ADVAIT RAVINDRAKUMAR VARHADE (Reg. No. 23BCE5098)</w:t>
+              <w:br/>
+              <w:t>• Primary Technical Pillar: Mathematical Noise-Transition Modeling, Tikhonov Operator Inversion, Risk-Consistent Optimization &amp; Theoretical Proofs</w:t>
               <w:br/>
               <w:t>• Project Title: ROBUST RISK-CONSISTENT GRAPH-CONTRASTIVE LEARNING FOR POPULARITY-CALIBRATED RECOMMENDATION WITH MIRF AUDITING</w:t>
               <w:br/>
